--- a/docs/解忧摄影_数据库设计说明书.docx
+++ b/docs/解忧摄影_数据库设计说明书.docx
@@ -3132,13 +3132,19 @@
         </w:rPr>
       </w:pPr>
       <w:r>
-        <w:t>本说明书主要面向项目开发人员、测试人员、数据库管理员及项目验收人员。开发人员依据本说明书创建物理数据库并实现数据访问层；测试人员据此设计数据相关的测试用例；验收人员依据本文核对数据库设计与《解忧摄影</w:t>
-      </w:r>
-      <w:r>
-        <w:t>-</w:t>
-      </w:r>
-      <w:r>
-        <w:t>需求文档》的一致性。</w:t>
+        <w:t>本说明书主要面向项目开发人员、测试人员、数据库管理员及项目验收人员。开发人员依据本说明书创建物理数据库并实现数据访问层；测试人员据此设计数据相关的测试用例；验收人员依据本文核对数据库设计与</w:t>
+      </w:r>
+      <w:r>
+        <w:t>《解忧摄影</w:t>
+      </w:r>
+      <w:r>
+        <w:t>_</w:t>
+      </w:r>
+      <w:r>
+        <w:t>需求分析说明书》</w:t>
+      </w:r>
+      <w:r>
+        <w:t>的一致性。</w:t>
       </w:r>
     </w:p>
     <w:p>
@@ -3350,7 +3356,21 @@
           <w:rFonts w:ascii="宋体" w:hAnsi="宋体" w:hint="eastAsia"/>
           <w:sz w:val="24"/>
         </w:rPr>
-        <w:t>将数据分析的结果进一步整理，形成最终的计算机模型，以便开发人员建立物理数据库。本说明书依据《解忧摄影-需求文档.md》与《解忧摄影_需求分析说明书》的数据需求整理形成，是创建物理数据库与开发数据访问层的直接依据。</w:t>
+        <w:t>将数据分析的结果进一步整理，形成最终的计算机模型，以便开发人员建立物理数据库。本说明书依据</w:t>
+      </w:r>
+      <w:r>
+        <w:rPr>
+          <w:rFonts w:ascii="宋体" w:hAnsi="宋体" w:hint="eastAsia"/>
+          <w:sz w:val="24"/>
+        </w:rPr>
+        <w:t>《解忧摄影_需求分析说明书》</w:t>
+      </w:r>
+      <w:r>
+        <w:rPr>
+          <w:rFonts w:ascii="宋体" w:hAnsi="宋体" w:hint="eastAsia"/>
+          <w:sz w:val="24"/>
+        </w:rPr>
+        <w:t>的数据需求整理形成，是创建物理数据库与开发数据访问层的直接依据。</w:t>
       </w:r>
     </w:p>
     <w:p>
@@ -3734,7 +3754,6 @@
               </w:rPr>
             </w:pPr>
             <w:r>
-              <w:lastRenderedPageBreak/>
               <w:t>索引</w:t>
             </w:r>
           </w:p>
@@ -4191,7 +4210,6 @@
           <w:kern w:val="2"/>
           <w:szCs w:val="24"/>
         </w:rPr>
-        <w:lastRenderedPageBreak/>
         <w:t>字段是否为空</w:t>
       </w:r>
     </w:p>
@@ -6261,7 +6279,6 @@
               </w:rPr>
             </w:pPr>
             <w:r>
-              <w:lastRenderedPageBreak/>
               <w:t>5</w:t>
             </w:r>
           </w:p>
@@ -8591,7 +8608,6 @@
               </w:rPr>
             </w:pPr>
             <w:r>
-              <w:lastRenderedPageBreak/>
               <w:t>1</w:t>
             </w:r>
           </w:p>
@@ -10623,7 +10639,6 @@
               </w:rPr>
             </w:pPr>
             <w:r>
-              <w:lastRenderedPageBreak/>
               <w:t>3</w:t>
             </w:r>
           </w:p>
@@ -12210,7 +12225,6 @@
         <w:rPr>
           <w:rFonts w:hint="eastAsia"/>
         </w:rPr>
-        <w:lastRenderedPageBreak/>
         <w:t>t_order_log(</w:t>
       </w:r>
       <w:r>
@@ -14020,15 +14034,7 @@
           <w:rFonts w:ascii="宋体" w:hAnsi="宋体" w:hint="eastAsia"/>
           <w:sz w:val="24"/>
         </w:rPr>
-        <w:t>本系统不使用存储过程与触发器。系统业务逻辑较为简单，数据一致性通过</w:t>
-      </w:r>
-      <w:r>
-        <w:rPr>
-          <w:rFonts w:ascii="宋体" w:hAnsi="宋体" w:hint="eastAsia"/>
-          <w:sz w:val="24"/>
-        </w:rPr>
-        <w:lastRenderedPageBreak/>
-        <w:t>应用层声明式事务与条件更新（乐观锁）实现：订单状态变更执行 UPDATE t_order SET status = ? WHERE id = ? AND status = ? 并同步写入 t_order_log，影响行数为 0 时回滚报错，避免并发重复操作；照片上传先落盘成功再批量入库，任一失败则回滚并清理文件；确认交付在单一事务中更新订单状态、写入交付时间并记录日志；主题、套餐采用 status = 0 软下架，不作物理删除，避免订单引用悬空。</w:t>
+        <w:t>本系统不使用存储过程与触发器。系统业务逻辑较为简单，数据一致性通过应用层声明式事务与条件更新（乐观锁）实现：订单状态变更执行 UPDATE t_order SET status = ? WHERE id = ? AND status = ? 并同步写入 t_order_log，影响行数为 0 时回滚报错，避免并发重复操作；照片上传先落盘成功再批量入库，任一失败则回滚并清理文件；确认交付在单一事务中更新订单状态、写入交付时间并记录日志；主题、套餐采用 status = 0 软下架，不作物理删除，避免订单引用悬空。</w:t>
       </w:r>
     </w:p>
     <w:sectPr>
